--- a/book2/Chapter_01_Draft.docx
+++ b/book2/Chapter_01_Draft.docx
@@ -2,13 +2,13 @@
 <file path=word/document.xml><?xml version="1.0" encoding="utf-8"?>
 <w:document xmlns:w="http://schemas.openxmlformats.org/wordprocessingml/2006/main" xmlns:m="http://schemas.openxmlformats.org/officeDocument/2006/math" xmlns:r="http://schemas.openxmlformats.org/officeDocument/2006/relationships" xmlns:o="urn:schemas-microsoft-com:office:office" xmlns:v="urn:schemas-microsoft-com:vml" xmlns:w10="urn:schemas-microsoft-com:office:word" xmlns:a="http://schemas.openxmlformats.org/drawingml/2006/main" xmlns:pic="http://schemas.openxmlformats.org/drawingml/2006/picture" xmlns:wp="http://schemas.openxmlformats.org/drawingml/2006/wordprocessingDrawing">
   <w:body>
-    <w:bookmarkStart w:id="21" w:name="Xb1f06d9a26bc3f85a1504bde92575854d94faeb"/>
+    <w:bookmarkStart w:id="21" w:name="Xab6a6ca52372ee5fe4f67f615db5dba6f3feef3"/>
     <w:p>
       <w:pPr>
         <w:pStyle w:val="Heading1"/>
       </w:pPr>
       <w:r>
-        <w:t xml:space="preserve">Book 2 · Chapter 1 — DRAFT for author editing</w:t>
+        <w:t xml:space="preserve">Part 2 · Chapter 1 — DRAFT for author editing</w:t>
       </w:r>
     </w:p>
     <w:p>
@@ -534,7 +534,7 @@
         <w:t xml:space="preserve"> </w:t>
       </w:r>
       <w:r>
-        <w:t xml:space="preserve">about 330 words. That fits one page in Book 1’s layout with room to spare, so you can add to it.</w:t>
+        <w:t xml:space="preserve">about 330 words. That fits one page in Part 1’s layout with room to spare, so you can add to it.</w:t>
       </w:r>
     </w:p>
     <w:p>
@@ -556,7 +556,7 @@
         <w:t xml:space="preserve"> </w:t>
       </w:r>
       <w:r>
-        <w:t xml:space="preserve">Genesis 11:30 is quoted from the NIV, like the story text in Book 1. Everything else follows Genesis 11:26–31. The Bible doesn’t say why Terah stopped in Haran, so the draft doesn’t guess.</w:t>
+        <w:t xml:space="preserve">Genesis 11:30 is quoted from the NIV, like the story text in Part 1. Everything else follows Genesis 11:26–31. The Bible doesn’t say why Terah stopped in Haran, so the draft doesn’t guess.</w:t>
       </w:r>
     </w:p>
     <w:p>
@@ -590,7 +590,7 @@
         <w:t xml:space="preserve"> </w:t>
       </w:r>
       <w:r>
-        <w:t xml:space="preserve">I’ve proposed it as Book 2’s repeating line, alongside the motto.</w:t>
+        <w:t xml:space="preserve">I’ve proposed it as Part 2’s repeating line, alongside the motto.</w:t>
       </w:r>
     </w:p>
     <w:p>
